--- a/tnc-advantages/tekst-vystupleniya.docx
+++ b/tnc-advantages/tekst-vystupleniya.docx
@@ -83,7 +83,7 @@
         <w:keepNext/>
       </w:pPr>
       <w:r>
-        <w:t xml:space="preserve">Слайд 2. ТНК — ядро мировой экономики</w:t>
+        <w:t xml:space="preserve">Слайд 2. Роль ТНК в мировой экономике</w:t>
       </w:r>
     </w:p>
     <w:p>
@@ -112,7 +112,7 @@
         <w:keepNext/>
       </w:pPr>
       <w:r>
-        <w:t xml:space="preserve">Слайд 3. Конкурентное преимущество ТНК</w:t>
+        <w:t xml:space="preserve">Слайд 3. Понятие конкурентного преимущества ТНК</w:t>
       </w:r>
     </w:p>
     <w:p>
@@ -151,7 +151,7 @@
         <w:keepNext/>
       </w:pPr>
       <w:r>
-        <w:t xml:space="preserve">Слайд 4. Парадигма OLI</w:t>
+        <w:t xml:space="preserve">Слайд 4. Парадигма OLI: три группы источников</w:t>
       </w:r>
     </w:p>
     <w:p>
@@ -180,7 +180,7 @@
         <w:keepNext/>
       </w:pPr>
       <w:r>
-        <w:t xml:space="preserve">Слайд 5. Технологии и НИОКР</w:t>
+        <w:t xml:space="preserve">Слайд 5. Технологические преимущества: НИОКР и патенты</w:t>
       </w:r>
     </w:p>
     <w:p>
@@ -209,7 +209,7 @@
         <w:keepNext/>
       </w:pPr>
       <w:r>
-        <w:t xml:space="preserve">Слайд 6. Бренд</w:t>
+        <w:t xml:space="preserve">Слайд 6. Бренд как источник конкурентного преимущества</w:t>
       </w:r>
     </w:p>
     <w:p>
@@ -238,7 +238,7 @@
         <w:keepNext/>
       </w:pPr>
       <w:r>
-        <w:t xml:space="preserve">Слайд 7. Масштаб, финансы, организация</w:t>
+        <w:t xml:space="preserve">Слайд 7. Масштаб, финансы и организация</w:t>
       </w:r>
     </w:p>
     <w:p>
@@ -277,7 +277,7 @@
         <w:keepNext/>
       </w:pPr>
       <w:r>
-        <w:t xml:space="preserve">Слайд 8. Ромб Портера</w:t>
+        <w:t xml:space="preserve">Слайд 8. Преимущества страны базирования: ромб Портера</w:t>
       </w:r>
     </w:p>
     <w:p>
@@ -306,7 +306,7 @@
         <w:keepNext/>
       </w:pPr>
       <w:r>
-        <w:t xml:space="preserve">Слайд 9. Принимающие страны</w:t>
+        <w:t xml:space="preserve">Слайд 9. Преимущества размещения в принимающих странах</w:t>
       </w:r>
     </w:p>
     <w:p>
@@ -335,7 +335,7 @@
         <w:keepNext/>
       </w:pPr>
       <w:r>
-        <w:t xml:space="preserve">Слайд 10. Интернализация</w:t>
+        <w:t xml:space="preserve">Слайд 10. Интернализация и цепочка создания стоимости</w:t>
       </w:r>
     </w:p>
     <w:p>
@@ -364,7 +364,7 @@
         <w:keepNext/>
       </w:pPr>
       <w:r>
-        <w:t xml:space="preserve">Слайд 11. Сеть филиалов</w:t>
+        <w:t xml:space="preserve">Слайд 11. Преимущества многонациональности</w:t>
       </w:r>
     </w:p>
     <w:p>
@@ -393,7 +393,7 @@
         <w:keepNext/>
       </w:pPr>
       <w:r>
-        <w:t xml:space="preserve">Слайд 12. Нематериальные активы</w:t>
+        <w:t xml:space="preserve">Слайд 12. Нематериальные активы как источник преимуществ</w:t>
       </w:r>
     </w:p>
     <w:p>
@@ -422,7 +422,7 @@
         <w:keepNext/>
       </w:pPr>
       <w:r>
-        <w:t xml:space="preserve">Слайд 13. Российские корпорации</w:t>
+        <w:t xml:space="preserve">Слайд 13. Конкурентные преимущества российских корпораций</w:t>
       </w:r>
     </w:p>
     <w:p>
